--- a/House Notes (Internal)/HN_ Mesa Coastal.docx
+++ b/House Notes (Internal)/HN_ Mesa Coastal.docx
@@ -231,7 +231,7 @@
       <w:pPr>
         <w:numPr>
           <w:ilvl w:val="0"/>
-          <w:numId w:val="16"/>
+          <w:numId w:val="17"/>
         </w:numPr>
         <w:ind w:left="720" w:hanging="360"/>
         <w:rPr>
@@ -257,7 +257,7 @@
       <w:pPr>
         <w:numPr>
           <w:ilvl w:val="0"/>
-          <w:numId w:val="16"/>
+          <w:numId w:val="17"/>
         </w:numPr>
         <w:ind w:left="720" w:hanging="360"/>
         <w:rPr>
@@ -283,7 +283,7 @@
       <w:pPr>
         <w:numPr>
           <w:ilvl w:val="0"/>
-          <w:numId w:val="16"/>
+          <w:numId w:val="17"/>
         </w:numPr>
         <w:ind w:left="720" w:hanging="360"/>
         <w:rPr>
@@ -309,7 +309,7 @@
       <w:pPr>
         <w:numPr>
           <w:ilvl w:val="0"/>
-          <w:numId w:val="16"/>
+          <w:numId w:val="17"/>
         </w:numPr>
         <w:ind w:left="720" w:hanging="360"/>
         <w:rPr>
@@ -335,7 +335,7 @@
       <w:pPr>
         <w:numPr>
           <w:ilvl w:val="0"/>
-          <w:numId w:val="16"/>
+          <w:numId w:val="17"/>
         </w:numPr>
         <w:ind w:left="720" w:hanging="360"/>
         <w:rPr>
@@ -361,7 +361,7 @@
       <w:pPr>
         <w:numPr>
           <w:ilvl w:val="0"/>
-          <w:numId w:val="16"/>
+          <w:numId w:val="17"/>
         </w:numPr>
         <w:ind w:left="720" w:hanging="360"/>
         <w:rPr>
@@ -387,7 +387,7 @@
       <w:pPr>
         <w:numPr>
           <w:ilvl w:val="0"/>
-          <w:numId w:val="16"/>
+          <w:numId w:val="17"/>
         </w:numPr>
         <w:ind w:left="720" w:hanging="360"/>
         <w:rPr>
@@ -572,7 +572,7 @@
       <w:pPr>
         <w:numPr>
           <w:ilvl w:val="0"/>
-          <w:numId w:val="9"/>
+          <w:numId w:val="10"/>
         </w:numPr>
         <w:spacing w:after="0" w:afterAutospacing="0" w:before="240" w:lineRule="auto"/>
         <w:ind w:left="720" w:hanging="360"/>
@@ -598,7 +598,7 @@
       <w:pPr>
         <w:numPr>
           <w:ilvl w:val="0"/>
-          <w:numId w:val="9"/>
+          <w:numId w:val="10"/>
         </w:numPr>
         <w:spacing w:after="0" w:afterAutospacing="0" w:before="0" w:beforeAutospacing="0" w:lineRule="auto"/>
         <w:ind w:left="720" w:hanging="360"/>
@@ -624,7 +624,7 @@
       <w:pPr>
         <w:numPr>
           <w:ilvl w:val="0"/>
-          <w:numId w:val="9"/>
+          <w:numId w:val="10"/>
         </w:numPr>
         <w:spacing w:after="0" w:afterAutospacing="0" w:before="0" w:beforeAutospacing="0" w:lineRule="auto"/>
         <w:ind w:left="720" w:hanging="360"/>
@@ -650,7 +650,7 @@
       <w:pPr>
         <w:numPr>
           <w:ilvl w:val="0"/>
-          <w:numId w:val="9"/>
+          <w:numId w:val="10"/>
         </w:numPr>
         <w:spacing w:after="0" w:afterAutospacing="0" w:before="0" w:beforeAutospacing="0" w:lineRule="auto"/>
         <w:ind w:left="720" w:hanging="360"/>
@@ -676,7 +676,7 @@
       <w:pPr>
         <w:numPr>
           <w:ilvl w:val="0"/>
-          <w:numId w:val="9"/>
+          <w:numId w:val="10"/>
         </w:numPr>
         <w:spacing w:after="0" w:afterAutospacing="0" w:before="0" w:beforeAutospacing="0" w:lineRule="auto"/>
         <w:ind w:left="720" w:hanging="360"/>
@@ -702,7 +702,7 @@
       <w:pPr>
         <w:numPr>
           <w:ilvl w:val="0"/>
-          <w:numId w:val="9"/>
+          <w:numId w:val="10"/>
         </w:numPr>
         <w:spacing w:after="0" w:afterAutospacing="0" w:before="0" w:beforeAutospacing="0" w:lineRule="auto"/>
         <w:ind w:left="720" w:hanging="360"/>
@@ -728,7 +728,7 @@
       <w:pPr>
         <w:numPr>
           <w:ilvl w:val="0"/>
-          <w:numId w:val="9"/>
+          <w:numId w:val="10"/>
         </w:numPr>
         <w:spacing w:after="0" w:afterAutospacing="0" w:before="0" w:beforeAutospacing="0" w:lineRule="auto"/>
         <w:ind w:left="720" w:hanging="360"/>
@@ -754,7 +754,7 @@
       <w:pPr>
         <w:numPr>
           <w:ilvl w:val="0"/>
-          <w:numId w:val="9"/>
+          <w:numId w:val="10"/>
         </w:numPr>
         <w:spacing w:after="0" w:afterAutospacing="0" w:before="0" w:beforeAutospacing="0" w:lineRule="auto"/>
         <w:ind w:left="720" w:hanging="360"/>
@@ -780,7 +780,7 @@
       <w:pPr>
         <w:numPr>
           <w:ilvl w:val="0"/>
-          <w:numId w:val="9"/>
+          <w:numId w:val="10"/>
         </w:numPr>
         <w:spacing w:after="240" w:before="0" w:beforeAutospacing="0" w:lineRule="auto"/>
         <w:ind w:left="720" w:hanging="360"/>
@@ -1152,86 +1152,278 @@
     </w:p>
     <w:p>
       <w:pPr>
-        <w:spacing w:after="240" w:before="240" w:lineRule="auto"/>
-        <w:rPr>
-          <w:rFonts w:ascii="Roboto" w:cs="Roboto" w:eastAsia="Roboto" w:hAnsi="Roboto"/>
-          <w:sz w:val="24"/>
-          <w:szCs w:val="24"/>
-        </w:rPr>
-      </w:pPr>
-      <w:r>
-        <w:rPr>
-          <w:rFonts w:ascii="Roboto" w:cs="Roboto" w:eastAsia="Roboto" w:hAnsi="Roboto"/>
-          <w:sz w:val="24"/>
-          <w:szCs w:val="24"/>
-          <w:rtl w:val="0"/>
-        </w:rPr>
-        <w:t xml:space="preserve">Andy</w:t>
-      </w:r>
-    </w:p>
-    <w:p>
-      <w:pPr>
-        <w:spacing w:after="240" w:before="240" w:lineRule="auto"/>
-        <w:rPr>
-          <w:rFonts w:ascii="Roboto" w:cs="Roboto" w:eastAsia="Roboto" w:hAnsi="Roboto"/>
-          <w:sz w:val="24"/>
-          <w:szCs w:val="24"/>
-        </w:rPr>
-      </w:pPr>
-      <w:r>
-        <w:rPr>
-          <w:rFonts w:ascii="Roboto" w:cs="Roboto" w:eastAsia="Roboto" w:hAnsi="Roboto"/>
-          <w:sz w:val="24"/>
-          <w:szCs w:val="24"/>
-          <w:rtl w:val="0"/>
-        </w:rPr>
-        <w:t xml:space="preserve">602 748 7882</w:t>
-      </w:r>
-    </w:p>
-    <w:p>
-      <w:pPr>
-        <w:spacing w:after="240" w:before="240" w:lineRule="auto"/>
-        <w:rPr>
-          <w:rFonts w:ascii="Roboto" w:cs="Roboto" w:eastAsia="Roboto" w:hAnsi="Roboto"/>
-          <w:sz w:val="24"/>
-          <w:szCs w:val="24"/>
-        </w:rPr>
-      </w:pPr>
-      <w:r>
-        <w:rPr>
-          <w:rFonts w:ascii="Roboto" w:cs="Roboto" w:eastAsia="Roboto" w:hAnsi="Roboto"/>
-          <w:sz w:val="24"/>
-          <w:szCs w:val="24"/>
-          <w:rtl w:val="0"/>
-        </w:rPr>
-        <w:t xml:space="preserve">Pool cleaning day is on Tuesdays</w:t>
-      </w:r>
-    </w:p>
-    <w:p>
-      <w:pPr>
-        <w:spacing w:after="240" w:before="240" w:lineRule="auto"/>
-        <w:rPr>
-          <w:rFonts w:ascii="Roboto" w:cs="Roboto" w:eastAsia="Roboto" w:hAnsi="Roboto"/>
-          <w:sz w:val="24"/>
-          <w:szCs w:val="24"/>
-        </w:rPr>
-      </w:pPr>
-      <w:r>
-        <w:rPr>
-          <w:rFonts w:ascii="Roboto" w:cs="Roboto" w:eastAsia="Roboto" w:hAnsi="Roboto"/>
-          <w:sz w:val="24"/>
-          <w:szCs w:val="24"/>
-          <w:rtl w:val="0"/>
-        </w:rPr>
-        <w:t xml:space="preserve">$160 per service, $100 to drain hot tub</w:t>
-      </w:r>
-    </w:p>
-    <w:p>
-      <w:pPr>
-        <w:spacing w:after="240" w:before="240" w:lineRule="auto"/>
-        <w:rPr>
-          <w:rFonts w:ascii="Roboto" w:cs="Roboto" w:eastAsia="Roboto" w:hAnsi="Roboto"/>
-          <w:b w:val="1"/>
+        <w:numPr>
+          <w:ilvl w:val="0"/>
+          <w:numId w:val="8"/>
+        </w:numPr>
+        <w:spacing w:after="0" w:afterAutospacing="0" w:before="240" w:lineRule="auto"/>
+        <w:ind w:left="720" w:hanging="360"/>
+        <w:rPr>
+          <w:rFonts w:ascii="Roboto" w:cs="Roboto" w:eastAsia="Roboto" w:hAnsi="Roboto"/>
+          <w:sz w:val="20"/>
+          <w:szCs w:val="20"/>
+        </w:rPr>
+      </w:pPr>
+      <w:r>
+        <w:rPr>
+          <w:rFonts w:ascii="Roboto" w:cs="Roboto" w:eastAsia="Roboto" w:hAnsi="Roboto"/>
+          <w:sz w:val="20"/>
+          <w:szCs w:val="20"/>
+          <w:rtl w:val="0"/>
+        </w:rPr>
+        <w:t xml:space="preserve">Provider</w:t>
+        <w:tab/>
+        <w:t xml:space="preserve">Pool daddy </w:t>
+      </w:r>
+    </w:p>
+    <w:p>
+      <w:pPr>
+        <w:numPr>
+          <w:ilvl w:val="0"/>
+          <w:numId w:val="8"/>
+        </w:numPr>
+        <w:spacing w:after="0" w:afterAutospacing="0" w:before="0" w:beforeAutospacing="0" w:lineRule="auto"/>
+        <w:ind w:left="720" w:hanging="360"/>
+        <w:rPr>
+          <w:rFonts w:ascii="Roboto" w:cs="Roboto" w:eastAsia="Roboto" w:hAnsi="Roboto"/>
+          <w:sz w:val="20"/>
+          <w:szCs w:val="20"/>
+        </w:rPr>
+      </w:pPr>
+      <w:r>
+        <w:rPr>
+          <w:rFonts w:ascii="Roboto" w:cs="Roboto" w:eastAsia="Roboto" w:hAnsi="Roboto"/>
+          <w:sz w:val="20"/>
+          <w:szCs w:val="20"/>
+          <w:rtl w:val="0"/>
+        </w:rPr>
+        <w:t xml:space="preserve">Website</w:t>
+        <w:tab/>
+        <w:tab/>
+        <w:t xml:space="preserve">https://pooldaddyaz.com/</w:t>
+      </w:r>
+    </w:p>
+    <w:p>
+      <w:pPr>
+        <w:numPr>
+          <w:ilvl w:val="0"/>
+          <w:numId w:val="8"/>
+        </w:numPr>
+        <w:spacing w:after="0" w:afterAutospacing="0" w:before="0" w:beforeAutospacing="0" w:lineRule="auto"/>
+        <w:ind w:left="720" w:hanging="360"/>
+        <w:rPr>
+          <w:rFonts w:ascii="Roboto" w:cs="Roboto" w:eastAsia="Roboto" w:hAnsi="Roboto"/>
+          <w:sz w:val="20"/>
+          <w:szCs w:val="20"/>
+        </w:rPr>
+      </w:pPr>
+      <w:r>
+        <w:rPr>
+          <w:rFonts w:ascii="Roboto" w:cs="Roboto" w:eastAsia="Roboto" w:hAnsi="Roboto"/>
+          <w:sz w:val="20"/>
+          <w:szCs w:val="20"/>
+          <w:rtl w:val="0"/>
+        </w:rPr>
+        <w:t xml:space="preserve">Contact</w:t>
+        <w:tab/>
+        <w:tab/>
+        <w:t xml:space="preserve">602-380-4584</w:t>
+      </w:r>
+    </w:p>
+    <w:p>
+      <w:pPr>
+        <w:numPr>
+          <w:ilvl w:val="0"/>
+          <w:numId w:val="8"/>
+        </w:numPr>
+        <w:spacing w:after="240" w:before="0" w:beforeAutospacing="0" w:lineRule="auto"/>
+        <w:ind w:left="720" w:hanging="360"/>
+        <w:rPr>
+          <w:rFonts w:ascii="Roboto" w:cs="Roboto" w:eastAsia="Roboto" w:hAnsi="Roboto"/>
+          <w:sz w:val="20"/>
+          <w:szCs w:val="20"/>
+        </w:rPr>
+      </w:pPr>
+      <w:r>
+        <w:rPr>
+          <w:rFonts w:ascii="Roboto" w:cs="Roboto" w:eastAsia="Roboto" w:hAnsi="Roboto"/>
+          <w:sz w:val="20"/>
+          <w:szCs w:val="20"/>
+          <w:rtl w:val="0"/>
+        </w:rPr>
+        <w:t xml:space="preserve">Pool day </w:t>
+        <w:tab/>
+        <w:t xml:space="preserve">Thursday </w:t>
+      </w:r>
+    </w:p>
+    <w:p>
+      <w:pPr>
+        <w:spacing w:after="240" w:before="240" w:lineRule="auto"/>
+        <w:rPr>
+          <w:rFonts w:ascii="Roboto" w:cs="Roboto" w:eastAsia="Roboto" w:hAnsi="Roboto"/>
+          <w:b w:val="1"/>
+          <w:sz w:val="20"/>
+          <w:szCs w:val="20"/>
+        </w:rPr>
+      </w:pPr>
+      <w:r>
+        <w:rPr>
+          <w:rtl w:val="0"/>
+        </w:rPr>
+      </w:r>
+    </w:p>
+    <w:p>
+      <w:pPr>
+        <w:spacing w:after="240" w:before="240" w:lineRule="auto"/>
+        <w:rPr>
+          <w:rFonts w:ascii="Roboto" w:cs="Roboto" w:eastAsia="Roboto" w:hAnsi="Roboto"/>
+          <w:sz w:val="20"/>
+          <w:szCs w:val="20"/>
+        </w:rPr>
+      </w:pPr>
+      <w:r>
+        <w:rPr>
+          <w:rFonts w:ascii="Roboto" w:cs="Roboto" w:eastAsia="Roboto" w:hAnsi="Roboto"/>
+          <w:b w:val="1"/>
+          <w:sz w:val="20"/>
+          <w:szCs w:val="20"/>
+          <w:rtl w:val="0"/>
+        </w:rPr>
+        <w:t xml:space="preserve">Pool schedule: </w:t>
+      </w:r>
+      <w:r>
+        <w:rPr>
+          <w:rFonts w:ascii="Roboto" w:cs="Roboto" w:eastAsia="Roboto" w:hAnsi="Roboto"/>
+          <w:sz w:val="20"/>
+          <w:szCs w:val="20"/>
+          <w:rtl w:val="0"/>
+        </w:rPr>
+        <w:t xml:space="preserve">Friday</w:t>
+      </w:r>
+    </w:p>
+    <w:p>
+      <w:pPr>
+        <w:spacing w:after="240" w:before="240" w:lineRule="auto"/>
+        <w:rPr>
+          <w:rFonts w:ascii="Roboto" w:cs="Roboto" w:eastAsia="Roboto" w:hAnsi="Roboto"/>
+          <w:b w:val="1"/>
+          <w:sz w:val="24"/>
+          <w:szCs w:val="24"/>
+        </w:rPr>
+      </w:pPr>
+      <w:r>
+        <w:rPr>
+          <w:rtl w:val="0"/>
+        </w:rPr>
+      </w:r>
+    </w:p>
+    <w:p>
+      <w:pPr>
+        <w:spacing w:after="240" w:before="240" w:lineRule="auto"/>
+        <w:rPr>
+          <w:rFonts w:ascii="Roboto" w:cs="Roboto" w:eastAsia="Roboto" w:hAnsi="Roboto"/>
+          <w:b w:val="1"/>
+          <w:sz w:val="24"/>
+          <w:szCs w:val="24"/>
+        </w:rPr>
+      </w:pPr>
+      <w:r>
+        <w:rPr>
+          <w:rFonts w:ascii="Roboto" w:cs="Roboto" w:eastAsia="Roboto" w:hAnsi="Roboto"/>
+          <w:b w:val="1"/>
+          <w:sz w:val="24"/>
+          <w:szCs w:val="24"/>
+          <w:rtl w:val="0"/>
+        </w:rPr>
+        <w:t xml:space="preserve">Propane:</w:t>
+      </w:r>
+    </w:p>
+    <w:p>
+      <w:pPr>
+        <w:spacing w:after="240" w:before="240" w:lineRule="auto"/>
+        <w:rPr>
+          <w:rFonts w:ascii="Roboto" w:cs="Roboto" w:eastAsia="Roboto" w:hAnsi="Roboto"/>
+          <w:sz w:val="24"/>
+          <w:szCs w:val="24"/>
+        </w:rPr>
+      </w:pPr>
+      <w:r>
+        <w:rPr>
+          <w:rFonts w:ascii="Roboto" w:cs="Roboto" w:eastAsia="Roboto" w:hAnsi="Roboto"/>
+          <w:sz w:val="24"/>
+          <w:szCs w:val="24"/>
+          <w:rtl w:val="0"/>
+        </w:rPr>
+        <w:t xml:space="preserve">CANYON STATE PROPANE</w:t>
+      </w:r>
+    </w:p>
+    <w:p>
+      <w:pPr>
+        <w:spacing w:after="240" w:before="240" w:lineRule="auto"/>
+        <w:rPr>
+          <w:rFonts w:ascii="Roboto" w:cs="Roboto" w:eastAsia="Roboto" w:hAnsi="Roboto"/>
+          <w:sz w:val="24"/>
+          <w:szCs w:val="24"/>
+        </w:rPr>
+      </w:pPr>
+      <w:r>
+        <w:rPr>
+          <w:rFonts w:ascii="Roboto" w:cs="Roboto" w:eastAsia="Roboto" w:hAnsi="Roboto"/>
+          <w:sz w:val="24"/>
+          <w:szCs w:val="24"/>
+          <w:rtl w:val="0"/>
+        </w:rPr>
+        <w:t xml:space="preserve">5700 W Buckeye Road</w:t>
+      </w:r>
+    </w:p>
+    <w:p>
+      <w:pPr>
+        <w:spacing w:after="240" w:before="240" w:lineRule="auto"/>
+        <w:rPr>
+          <w:rFonts w:ascii="Roboto" w:cs="Roboto" w:eastAsia="Roboto" w:hAnsi="Roboto"/>
+          <w:sz w:val="24"/>
+          <w:szCs w:val="24"/>
+        </w:rPr>
+      </w:pPr>
+      <w:r>
+        <w:rPr>
+          <w:rFonts w:ascii="Roboto" w:cs="Roboto" w:eastAsia="Roboto" w:hAnsi="Roboto"/>
+          <w:sz w:val="24"/>
+          <w:szCs w:val="24"/>
+          <w:rtl w:val="0"/>
+        </w:rPr>
+        <w:t xml:space="preserve">PHOENIX, AZ 85043</w:t>
+      </w:r>
+    </w:p>
+    <w:p>
+      <w:pPr>
+        <w:spacing w:after="240" w:before="240" w:lineRule="auto"/>
+        <w:rPr>
+          <w:rFonts w:ascii="Roboto" w:cs="Roboto" w:eastAsia="Roboto" w:hAnsi="Roboto"/>
+          <w:sz w:val="24"/>
+          <w:szCs w:val="24"/>
+        </w:rPr>
+      </w:pPr>
+      <w:r>
+        <w:rPr>
+          <w:rFonts w:ascii="Roboto" w:cs="Roboto" w:eastAsia="Roboto" w:hAnsi="Roboto"/>
+          <w:sz w:val="24"/>
+          <w:szCs w:val="24"/>
+          <w:rtl w:val="0"/>
+        </w:rPr>
+        <w:t xml:space="preserve">Tyler: ‭(602) 769-7045‬</w:t>
+      </w:r>
+      <w:r>
+        <w:rPr>
+          <w:rtl w:val="0"/>
+        </w:rPr>
+      </w:r>
+    </w:p>
+    <w:p>
+      <w:pPr>
+        <w:spacing w:after="240" w:before="240" w:lineRule="auto"/>
+        <w:rPr>
+          <w:rFonts w:ascii="Roboto" w:cs="Roboto" w:eastAsia="Roboto" w:hAnsi="Roboto"/>
           <w:sz w:val="24"/>
           <w:szCs w:val="24"/>
         </w:rPr>
@@ -1245,6 +1437,17 @@
         </w:rPr>
         <w:br w:type="textWrapping"/>
       </w:r>
+    </w:p>
+    <w:p>
+      <w:pPr>
+        <w:spacing w:after="240" w:before="240" w:lineRule="auto"/>
+        <w:rPr>
+          <w:rFonts w:ascii="Roboto" w:cs="Roboto" w:eastAsia="Roboto" w:hAnsi="Roboto"/>
+          <w:b w:val="1"/>
+          <w:sz w:val="24"/>
+          <w:szCs w:val="24"/>
+        </w:rPr>
+      </w:pPr>
       <w:r>
         <w:rPr>
           <w:rFonts w:ascii="Roboto" w:cs="Roboto" w:eastAsia="Roboto" w:hAnsi="Roboto"/>
@@ -1368,6 +1571,22 @@
           <w:rtl w:val="0"/>
         </w:rPr>
         <w:t xml:space="preserve">***For questions about scheduling, contact Lupita or the company number.</w:t>
+      </w:r>
+    </w:p>
+    <w:p>
+      <w:pPr>
+        <w:spacing w:after="240" w:before="240" w:lineRule="auto"/>
+        <w:rPr>
+          <w:rFonts w:ascii="Roboto" w:cs="Roboto" w:eastAsia="Roboto" w:hAnsi="Roboto"/>
+          <w:b w:val="1"/>
+          <w:sz w:val="24"/>
+          <w:szCs w:val="24"/>
+        </w:rPr>
+      </w:pPr>
+      <w:r>
+        <w:rPr>
+          <w:rtl w:val="0"/>
+        </w:rPr>
       </w:r>
     </w:p>
     <w:p>
@@ -1672,6 +1891,22 @@
       </w:pPr>
       <w:r>
         <w:rPr>
+          <w:rtl w:val="0"/>
+        </w:rPr>
+      </w:r>
+    </w:p>
+    <w:p>
+      <w:pPr>
+        <w:spacing w:after="240" w:before="240" w:lineRule="auto"/>
+        <w:rPr>
+          <w:rFonts w:ascii="Roboto" w:cs="Roboto" w:eastAsia="Roboto" w:hAnsi="Roboto"/>
+          <w:b w:val="1"/>
+          <w:sz w:val="24"/>
+          <w:szCs w:val="24"/>
+        </w:rPr>
+      </w:pPr>
+      <w:r>
+        <w:rPr>
           <w:rFonts w:ascii="Roboto" w:cs="Roboto" w:eastAsia="Roboto" w:hAnsi="Roboto"/>
           <w:b w:val="1"/>
           <w:sz w:val="24"/>
@@ -1878,7 +2113,7 @@
       <w:pPr>
         <w:numPr>
           <w:ilvl w:val="0"/>
-          <w:numId w:val="15"/>
+          <w:numId w:val="16"/>
         </w:numPr>
         <w:spacing w:after="0" w:afterAutospacing="0" w:before="240" w:lineRule="auto"/>
         <w:ind w:left="720" w:hanging="360"/>
@@ -1911,7 +2146,7 @@
       <w:pPr>
         <w:numPr>
           <w:ilvl w:val="0"/>
-          <w:numId w:val="15"/>
+          <w:numId w:val="16"/>
         </w:numPr>
         <w:spacing w:after="0" w:afterAutospacing="0" w:before="0" w:beforeAutospacing="0" w:lineRule="auto"/>
         <w:ind w:left="720" w:hanging="360"/>
@@ -1935,7 +2170,7 @@
       <w:pPr>
         <w:numPr>
           <w:ilvl w:val="0"/>
-          <w:numId w:val="15"/>
+          <w:numId w:val="16"/>
         </w:numPr>
         <w:spacing w:after="0" w:afterAutospacing="0" w:before="0" w:beforeAutospacing="0" w:lineRule="auto"/>
         <w:ind w:left="720" w:hanging="360"/>
@@ -1959,7 +2194,7 @@
       <w:pPr>
         <w:numPr>
           <w:ilvl w:val="0"/>
-          <w:numId w:val="15"/>
+          <w:numId w:val="16"/>
         </w:numPr>
         <w:spacing w:after="240" w:before="0" w:beforeAutospacing="0" w:lineRule="auto"/>
         <w:ind w:left="720" w:hanging="360"/>
@@ -2672,7 +2907,7 @@
       <w:pPr>
         <w:numPr>
           <w:ilvl w:val="0"/>
-          <w:numId w:val="13"/>
+          <w:numId w:val="14"/>
         </w:numPr>
         <w:shd w:fill="ffffff" w:val="clear"/>
         <w:spacing w:after="0" w:afterAutospacing="0" w:before="240" w:lineRule="auto"/>
@@ -2698,7 +2933,7 @@
       <w:pPr>
         <w:numPr>
           <w:ilvl w:val="1"/>
-          <w:numId w:val="13"/>
+          <w:numId w:val="14"/>
         </w:numPr>
         <w:shd w:fill="ffffff" w:val="clear"/>
         <w:spacing w:after="0" w:afterAutospacing="0" w:before="0" w:beforeAutospacing="0" w:lineRule="auto"/>
@@ -2733,7 +2968,7 @@
       <w:pPr>
         <w:numPr>
           <w:ilvl w:val="1"/>
-          <w:numId w:val="13"/>
+          <w:numId w:val="14"/>
         </w:numPr>
         <w:shd w:fill="ffffff" w:val="clear"/>
         <w:spacing w:after="0" w:afterAutospacing="0" w:before="0" w:beforeAutospacing="0" w:lineRule="auto"/>
@@ -2759,7 +2994,7 @@
       <w:pPr>
         <w:numPr>
           <w:ilvl w:val="2"/>
-          <w:numId w:val="13"/>
+          <w:numId w:val="14"/>
         </w:numPr>
         <w:shd w:fill="ffffff" w:val="clear"/>
         <w:spacing w:after="0" w:afterAutospacing="0" w:before="0" w:beforeAutospacing="0" w:lineRule="auto"/>
@@ -2789,7 +3024,7 @@
       <w:pPr>
         <w:numPr>
           <w:ilvl w:val="0"/>
-          <w:numId w:val="13"/>
+          <w:numId w:val="14"/>
         </w:numPr>
         <w:shd w:fill="ffffff" w:val="clear"/>
         <w:spacing w:after="0" w:afterAutospacing="0" w:before="0" w:beforeAutospacing="0" w:lineRule="auto"/>
@@ -2815,7 +3050,7 @@
       <w:pPr>
         <w:numPr>
           <w:ilvl w:val="1"/>
-          <w:numId w:val="13"/>
+          <w:numId w:val="14"/>
         </w:numPr>
         <w:shd w:fill="ffffff" w:val="clear"/>
         <w:spacing w:after="0" w:afterAutospacing="0" w:before="0" w:beforeAutospacing="0" w:lineRule="auto"/>
@@ -2840,7 +3075,7 @@
       <w:pPr>
         <w:numPr>
           <w:ilvl w:val="0"/>
-          <w:numId w:val="13"/>
+          <w:numId w:val="14"/>
         </w:numPr>
         <w:shd w:fill="ffffff" w:val="clear"/>
         <w:spacing w:after="240" w:before="0" w:beforeAutospacing="0" w:lineRule="auto"/>
@@ -2906,7 +3141,7 @@
       <w:pPr>
         <w:numPr>
           <w:ilvl w:val="0"/>
-          <w:numId w:val="11"/>
+          <w:numId w:val="12"/>
         </w:numPr>
         <w:shd w:fill="ffffff" w:val="clear"/>
         <w:spacing w:after="0" w:afterAutospacing="0" w:before="240" w:lineRule="auto"/>
@@ -2941,7 +3176,7 @@
       <w:pPr>
         <w:numPr>
           <w:ilvl w:val="0"/>
-          <w:numId w:val="11"/>
+          <w:numId w:val="12"/>
         </w:numPr>
         <w:shd w:fill="ffffff" w:val="clear"/>
         <w:spacing w:after="0" w:afterAutospacing="0" w:before="0" w:beforeAutospacing="0" w:lineRule="auto"/>
@@ -2976,7 +3211,7 @@
       <w:pPr>
         <w:numPr>
           <w:ilvl w:val="0"/>
-          <w:numId w:val="11"/>
+          <w:numId w:val="12"/>
         </w:numPr>
         <w:shd w:fill="ffffff" w:val="clear"/>
         <w:spacing w:after="0" w:afterAutospacing="0" w:before="0" w:beforeAutospacing="0" w:lineRule="auto"/>
@@ -3002,7 +3237,7 @@
       <w:pPr>
         <w:numPr>
           <w:ilvl w:val="1"/>
-          <w:numId w:val="11"/>
+          <w:numId w:val="12"/>
         </w:numPr>
         <w:shd w:fill="ffffff" w:val="clear"/>
         <w:spacing w:after="0" w:afterAutospacing="0" w:before="0" w:beforeAutospacing="0" w:lineRule="auto"/>
@@ -3033,7 +3268,7 @@
       <w:pPr>
         <w:numPr>
           <w:ilvl w:val="1"/>
-          <w:numId w:val="11"/>
+          <w:numId w:val="12"/>
         </w:numPr>
         <w:shd w:fill="ffffff" w:val="clear"/>
         <w:spacing w:after="0" w:afterAutospacing="0" w:before="0" w:beforeAutospacing="0" w:lineRule="auto"/>
@@ -3084,7 +3319,7 @@
       <w:pPr>
         <w:numPr>
           <w:ilvl w:val="1"/>
-          <w:numId w:val="11"/>
+          <w:numId w:val="12"/>
         </w:numPr>
         <w:shd w:fill="ffffff" w:val="clear"/>
         <w:spacing w:after="240" w:before="0" w:beforeAutospacing="0" w:lineRule="auto"/>
@@ -3184,7 +3419,7 @@
       <w:pPr>
         <w:numPr>
           <w:ilvl w:val="0"/>
-          <w:numId w:val="14"/>
+          <w:numId w:val="15"/>
         </w:numPr>
         <w:shd w:fill="ffffff" w:val="clear"/>
         <w:spacing w:after="0" w:afterAutospacing="0" w:before="240" w:lineRule="auto"/>
@@ -3207,7 +3442,7 @@
       <w:pPr>
         <w:numPr>
           <w:ilvl w:val="0"/>
-          <w:numId w:val="14"/>
+          <w:numId w:val="15"/>
         </w:numPr>
         <w:shd w:fill="ffffff" w:val="clear"/>
         <w:spacing w:after="240" w:before="0" w:beforeAutospacing="0" w:lineRule="auto"/>
@@ -3296,7 +3531,7 @@
       <w:pPr>
         <w:numPr>
           <w:ilvl w:val="0"/>
-          <w:numId w:val="8"/>
+          <w:numId w:val="9"/>
         </w:numPr>
         <w:ind w:left="720" w:hanging="360"/>
         <w:rPr>
@@ -3338,7 +3573,7 @@
       <w:pPr>
         <w:numPr>
           <w:ilvl w:val="0"/>
-          <w:numId w:val="10"/>
+          <w:numId w:val="11"/>
         </w:numPr>
         <w:pBdr>
           <w:top w:color="e3e3e3" w:space="0" w:sz="0" w:val="none"/>
@@ -3376,7 +3611,7 @@
       <w:pPr>
         <w:numPr>
           <w:ilvl w:val="0"/>
-          <w:numId w:val="10"/>
+          <w:numId w:val="11"/>
         </w:numPr>
         <w:pBdr>
           <w:top w:color="e3e3e3" w:space="0" w:sz="0" w:val="none"/>
@@ -3409,7 +3644,7 @@
       <w:pPr>
         <w:numPr>
           <w:ilvl w:val="0"/>
-          <w:numId w:val="10"/>
+          <w:numId w:val="11"/>
         </w:numPr>
         <w:pBdr>
           <w:top w:color="e3e3e3" w:space="0" w:sz="0" w:val="none"/>
@@ -3653,7 +3888,7 @@
       <w:pPr>
         <w:numPr>
           <w:ilvl w:val="0"/>
-          <w:numId w:val="10"/>
+          <w:numId w:val="11"/>
         </w:numPr>
         <w:pBdr>
           <w:top w:color="e3e3e3" w:space="0" w:sz="0" w:val="none"/>
@@ -3695,7 +3930,7 @@
       <w:pPr>
         <w:numPr>
           <w:ilvl w:val="0"/>
-          <w:numId w:val="10"/>
+          <w:numId w:val="11"/>
         </w:numPr>
         <w:pBdr>
           <w:top w:color="e3e3e3" w:space="0" w:sz="0" w:val="none"/>
@@ -3743,7 +3978,7 @@
       <w:pPr>
         <w:numPr>
           <w:ilvl w:val="0"/>
-          <w:numId w:val="10"/>
+          <w:numId w:val="11"/>
         </w:numPr>
         <w:pBdr>
           <w:top w:color="e3e3e3" w:space="0" w:sz="0" w:val="none"/>
@@ -3791,7 +4026,7 @@
       <w:pPr>
         <w:numPr>
           <w:ilvl w:val="0"/>
-          <w:numId w:val="10"/>
+          <w:numId w:val="11"/>
         </w:numPr>
         <w:pBdr>
           <w:top w:color="e3e3e3" w:space="0" w:sz="0" w:val="none"/>
@@ -3834,7 +4069,7 @@
       <w:pPr>
         <w:numPr>
           <w:ilvl w:val="0"/>
-          <w:numId w:val="10"/>
+          <w:numId w:val="11"/>
         </w:numPr>
         <w:pBdr>
           <w:top w:color="e3e3e3" w:space="0" w:sz="0" w:val="none"/>
@@ -3877,7 +4112,7 @@
       <w:pPr>
         <w:numPr>
           <w:ilvl w:val="0"/>
-          <w:numId w:val="10"/>
+          <w:numId w:val="11"/>
         </w:numPr>
         <w:pBdr>
           <w:top w:color="e3e3e3" w:space="0" w:sz="0" w:val="none"/>
@@ -3971,7 +4206,7 @@
       <w:pPr>
         <w:numPr>
           <w:ilvl w:val="0"/>
-          <w:numId w:val="17"/>
+          <w:numId w:val="18"/>
         </w:numPr>
         <w:ind w:left="720" w:hanging="360"/>
         <w:rPr/>
@@ -4065,7 +4300,7 @@
       <w:pPr>
         <w:numPr>
           <w:ilvl w:val="1"/>
-          <w:numId w:val="14"/>
+          <w:numId w:val="15"/>
         </w:numPr>
         <w:shd w:fill="ffffff" w:val="clear"/>
         <w:spacing w:after="0" w:afterAutospacing="0" w:before="240" w:lineRule="auto"/>
@@ -4100,7 +4335,7 @@
       <w:pPr>
         <w:numPr>
           <w:ilvl w:val="1"/>
-          <w:numId w:val="14"/>
+          <w:numId w:val="15"/>
         </w:numPr>
         <w:shd w:fill="ffffff" w:val="clear"/>
         <w:spacing w:after="0" w:afterAutospacing="0" w:before="0" w:beforeAutospacing="0" w:lineRule="auto"/>
@@ -4135,7 +4370,7 @@
       <w:pPr>
         <w:numPr>
           <w:ilvl w:val="1"/>
-          <w:numId w:val="14"/>
+          <w:numId w:val="15"/>
         </w:numPr>
         <w:shd w:fill="ffffff" w:val="clear"/>
         <w:spacing w:after="240" w:before="0" w:beforeAutospacing="0" w:lineRule="auto"/>
@@ -4309,7 +4544,7 @@
       <w:pPr>
         <w:numPr>
           <w:ilvl w:val="0"/>
-          <w:numId w:val="12"/>
+          <w:numId w:val="13"/>
         </w:numPr>
         <w:shd w:fill="ffffff" w:val="clear"/>
         <w:spacing w:after="0" w:afterAutospacing="0" w:before="240" w:lineRule="auto"/>
@@ -4344,7 +4579,7 @@
       <w:pPr>
         <w:numPr>
           <w:ilvl w:val="0"/>
-          <w:numId w:val="12"/>
+          <w:numId w:val="13"/>
         </w:numPr>
         <w:shd w:fill="ffffff" w:val="clear"/>
         <w:spacing w:after="0" w:afterAutospacing="0" w:before="0" w:beforeAutospacing="0" w:lineRule="auto"/>
@@ -4379,7 +4614,7 @@
       <w:pPr>
         <w:numPr>
           <w:ilvl w:val="0"/>
-          <w:numId w:val="12"/>
+          <w:numId w:val="13"/>
         </w:numPr>
         <w:shd w:fill="ffffff" w:val="clear"/>
         <w:spacing w:after="240" w:before="0" w:beforeAutospacing="0" w:lineRule="auto"/>
@@ -6181,7 +6416,7 @@
     <w:lvl w:ilvl="3">
       <w:start w:val="1"/>
       <w:numFmt w:val="bullet"/>
-      <w:lvlText w:val="■"/>
+      <w:lvlText w:val="●"/>
       <w:lvlJc w:val="left"/>
       <w:pPr>
         <w:ind w:left="2880" w:hanging="360"/>
@@ -6291,7 +6526,7 @@
     <w:lvl w:ilvl="3">
       <w:start w:val="1"/>
       <w:numFmt w:val="bullet"/>
-      <w:lvlText w:val="●"/>
+      <w:lvlText w:val="■"/>
       <w:lvlJc w:val="left"/>
       <w:pPr>
         <w:ind w:left="2880" w:hanging="360"/>
@@ -6475,7 +6710,7 @@
     <w:lvl w:ilvl="0">
       <w:start w:val="1"/>
       <w:numFmt w:val="bullet"/>
-      <w:lvlText w:val="-"/>
+      <w:lvlText w:val="●"/>
       <w:lvlJc w:val="left"/>
       <w:pPr>
         <w:ind w:left="720" w:hanging="360"/>
@@ -6487,7 +6722,7 @@
     <w:lvl w:ilvl="1">
       <w:start w:val="1"/>
       <w:numFmt w:val="bullet"/>
-      <w:lvlText w:val="-"/>
+      <w:lvlText w:val="○"/>
       <w:lvlJc w:val="left"/>
       <w:pPr>
         <w:ind w:left="1440" w:hanging="360"/>
@@ -6499,7 +6734,7 @@
     <w:lvl w:ilvl="2">
       <w:start w:val="1"/>
       <w:numFmt w:val="bullet"/>
-      <w:lvlText w:val="-"/>
+      <w:lvlText w:val="■"/>
       <w:lvlJc w:val="left"/>
       <w:pPr>
         <w:ind w:left="2160" w:hanging="360"/>
@@ -6511,7 +6746,7 @@
     <w:lvl w:ilvl="3">
       <w:start w:val="1"/>
       <w:numFmt w:val="bullet"/>
-      <w:lvlText w:val="-"/>
+      <w:lvlText w:val="●"/>
       <w:lvlJc w:val="left"/>
       <w:pPr>
         <w:ind w:left="2880" w:hanging="360"/>
@@ -6523,7 +6758,7 @@
     <w:lvl w:ilvl="4">
       <w:start w:val="1"/>
       <w:numFmt w:val="bullet"/>
-      <w:lvlText w:val="-"/>
+      <w:lvlText w:val="○"/>
       <w:lvlJc w:val="left"/>
       <w:pPr>
         <w:ind w:left="3600" w:hanging="360"/>
@@ -6535,7 +6770,7 @@
     <w:lvl w:ilvl="5">
       <w:start w:val="1"/>
       <w:numFmt w:val="bullet"/>
-      <w:lvlText w:val="-"/>
+      <w:lvlText w:val="■"/>
       <w:lvlJc w:val="left"/>
       <w:pPr>
         <w:ind w:left="4320" w:hanging="360"/>
@@ -6547,7 +6782,7 @@
     <w:lvl w:ilvl="6">
       <w:start w:val="1"/>
       <w:numFmt w:val="bullet"/>
-      <w:lvlText w:val="-"/>
+      <w:lvlText w:val="●"/>
       <w:lvlJc w:val="left"/>
       <w:pPr>
         <w:ind w:left="5040" w:hanging="360"/>
@@ -6559,7 +6794,7 @@
     <w:lvl w:ilvl="7">
       <w:start w:val="1"/>
       <w:numFmt w:val="bullet"/>
-      <w:lvlText w:val="-"/>
+      <w:lvlText w:val="○"/>
       <w:lvlJc w:val="left"/>
       <w:pPr>
         <w:ind w:left="5760" w:hanging="360"/>
@@ -6571,7 +6806,7 @@
     <w:lvl w:ilvl="8">
       <w:start w:val="1"/>
       <w:numFmt w:val="bullet"/>
-      <w:lvlText w:val="-"/>
+      <w:lvlText w:val="■"/>
       <w:lvlJc w:val="left"/>
       <w:pPr>
         <w:ind w:left="6480" w:hanging="360"/>
@@ -6582,6 +6817,116 @@
     </w:lvl>
   </w:abstractNum>
   <w:abstractNum w:abstractNumId="17">
+    <w:lvl w:ilvl="0">
+      <w:start w:val="1"/>
+      <w:numFmt w:val="bullet"/>
+      <w:lvlText w:val="-"/>
+      <w:lvlJc w:val="left"/>
+      <w:pPr>
+        <w:ind w:left="720" w:hanging="360"/>
+      </w:pPr>
+      <w:rPr>
+        <w:u w:val="none"/>
+      </w:rPr>
+    </w:lvl>
+    <w:lvl w:ilvl="1">
+      <w:start w:val="1"/>
+      <w:numFmt w:val="bullet"/>
+      <w:lvlText w:val="-"/>
+      <w:lvlJc w:val="left"/>
+      <w:pPr>
+        <w:ind w:left="1440" w:hanging="360"/>
+      </w:pPr>
+      <w:rPr>
+        <w:u w:val="none"/>
+      </w:rPr>
+    </w:lvl>
+    <w:lvl w:ilvl="2">
+      <w:start w:val="1"/>
+      <w:numFmt w:val="bullet"/>
+      <w:lvlText w:val="-"/>
+      <w:lvlJc w:val="left"/>
+      <w:pPr>
+        <w:ind w:left="2160" w:hanging="360"/>
+      </w:pPr>
+      <w:rPr>
+        <w:u w:val="none"/>
+      </w:rPr>
+    </w:lvl>
+    <w:lvl w:ilvl="3">
+      <w:start w:val="1"/>
+      <w:numFmt w:val="bullet"/>
+      <w:lvlText w:val="-"/>
+      <w:lvlJc w:val="left"/>
+      <w:pPr>
+        <w:ind w:left="2880" w:hanging="360"/>
+      </w:pPr>
+      <w:rPr>
+        <w:u w:val="none"/>
+      </w:rPr>
+    </w:lvl>
+    <w:lvl w:ilvl="4">
+      <w:start w:val="1"/>
+      <w:numFmt w:val="bullet"/>
+      <w:lvlText w:val="-"/>
+      <w:lvlJc w:val="left"/>
+      <w:pPr>
+        <w:ind w:left="3600" w:hanging="360"/>
+      </w:pPr>
+      <w:rPr>
+        <w:u w:val="none"/>
+      </w:rPr>
+    </w:lvl>
+    <w:lvl w:ilvl="5">
+      <w:start w:val="1"/>
+      <w:numFmt w:val="bullet"/>
+      <w:lvlText w:val="-"/>
+      <w:lvlJc w:val="left"/>
+      <w:pPr>
+        <w:ind w:left="4320" w:hanging="360"/>
+      </w:pPr>
+      <w:rPr>
+        <w:u w:val="none"/>
+      </w:rPr>
+    </w:lvl>
+    <w:lvl w:ilvl="6">
+      <w:start w:val="1"/>
+      <w:numFmt w:val="bullet"/>
+      <w:lvlText w:val="-"/>
+      <w:lvlJc w:val="left"/>
+      <w:pPr>
+        <w:ind w:left="5040" w:hanging="360"/>
+      </w:pPr>
+      <w:rPr>
+        <w:u w:val="none"/>
+      </w:rPr>
+    </w:lvl>
+    <w:lvl w:ilvl="7">
+      <w:start w:val="1"/>
+      <w:numFmt w:val="bullet"/>
+      <w:lvlText w:val="-"/>
+      <w:lvlJc w:val="left"/>
+      <w:pPr>
+        <w:ind w:left="5760" w:hanging="360"/>
+      </w:pPr>
+      <w:rPr>
+        <w:u w:val="none"/>
+      </w:rPr>
+    </w:lvl>
+    <w:lvl w:ilvl="8">
+      <w:start w:val="1"/>
+      <w:numFmt w:val="bullet"/>
+      <w:lvlText w:val="-"/>
+      <w:lvlJc w:val="left"/>
+      <w:pPr>
+        <w:ind w:left="6480" w:hanging="360"/>
+      </w:pPr>
+      <w:rPr>
+        <w:u w:val="none"/>
+      </w:rPr>
+    </w:lvl>
+  </w:abstractNum>
+  <w:abstractNum w:abstractNumId="18">
     <w:lvl w:ilvl="0">
       <w:start w:val="1"/>
       <w:numFmt w:val="bullet"/>
@@ -6742,6 +7087,9 @@
   <w:num w:numId="17">
     <w:abstractNumId w:val="17"/>
   </w:num>
+  <w:num w:numId="18">
+    <w:abstractNumId w:val="18"/>
+  </w:num>
 </w:numbering>
 </file>
 
@@ -6766,7 +7114,7 @@
     <w:name w:val="normal"/>
   </w:style>
   <w:style w:type="table" w:styleId="TableNormal" w:default="1">
-    <w:name w:val="Table Normal"/>
+    <w:name w:val="TableNormal"/>
   </w:style>
   <w:style w:type="paragraph" w:styleId="Heading1">
     <w:name w:val="heading 1"/>
